--- a/share/SIH26-A0H-T114_Student_Declaration.docx
+++ b/share/SIH26-A0H-T114_Student_Declaration.docx
@@ -541,7 +541,6 @@
                 <w:szCs w:val="20"/>
               </w:rPr>
             </w:pPr>
-            <w:proofErr w:type="gramStart"/>
             <w:r>
               <w:rPr>
                 <w:rFonts w:cstheme="minorHAnsi"/>
@@ -550,7 +549,6 @@
               </w:rPr>
               <w:t>Visaonth  J</w:t>
             </w:r>
-            <w:proofErr w:type="gramEnd"/>
           </w:p>
         </w:tc>
         <w:tc>
@@ -593,23 +591,13 @@
                 <w:szCs w:val="20"/>
               </w:rPr>
             </w:pPr>
-            <w:proofErr w:type="gramStart"/>
-            <w:r>
-              <w:rPr>
-                <w:rFonts w:cstheme="minorHAnsi"/>
-                <w:sz w:val="20"/>
-                <w:szCs w:val="20"/>
-              </w:rPr>
-              <w:t>Cb.en.u4ece25255@cb.students .</w:t>
-            </w:r>
-            <w:proofErr w:type="gramEnd"/>
-            <w:r>
-              <w:rPr>
-                <w:rFonts w:cstheme="minorHAnsi"/>
-                <w:sz w:val="20"/>
-                <w:szCs w:val="20"/>
-              </w:rPr>
-              <w:t>amrita.edu</w:t>
+            <w:r>
+              <w:rPr>
+                <w:rFonts w:cstheme="minorHAnsi"/>
+                <w:sz w:val="20"/>
+                <w:szCs w:val="20"/>
+              </w:rPr>
+              <w:t>Cb.en.u4ece25255@cb.students .amrita.edu</w:t>
             </w:r>
           </w:p>
         </w:tc>
@@ -653,25 +641,13 @@
                 <w:szCs w:val="20"/>
               </w:rPr>
             </w:pPr>
-            <w:proofErr w:type="spellStart"/>
-            <w:proofErr w:type="gramStart"/>
-            <w:r>
-              <w:rPr>
-                <w:rFonts w:cstheme="minorHAnsi"/>
-                <w:sz w:val="20"/>
-                <w:szCs w:val="20"/>
-              </w:rPr>
-              <w:t>B.Tech</w:t>
-            </w:r>
-            <w:proofErr w:type="spellEnd"/>
-            <w:proofErr w:type="gramEnd"/>
-            <w:r>
-              <w:rPr>
-                <w:rFonts w:cstheme="minorHAnsi"/>
-                <w:sz w:val="20"/>
-                <w:szCs w:val="20"/>
-              </w:rPr>
-              <w:t>-ECE</w:t>
+            <w:r>
+              <w:rPr>
+                <w:rFonts w:cstheme="minorHAnsi"/>
+                <w:sz w:val="20"/>
+                <w:szCs w:val="20"/>
+              </w:rPr>
+              <w:t>ECE</w:t>
             </w:r>
           </w:p>
         </w:tc>
@@ -795,23 +771,13 @@
                 <w:szCs w:val="20"/>
               </w:rPr>
             </w:pPr>
-            <w:proofErr w:type="gramStart"/>
-            <w:r>
-              <w:rPr>
-                <w:rFonts w:cstheme="minorHAnsi"/>
-                <w:sz w:val="20"/>
-                <w:szCs w:val="20"/>
-              </w:rPr>
-              <w:t>Cb.en.u4ece25247@cb.students .</w:t>
-            </w:r>
-            <w:proofErr w:type="gramEnd"/>
-            <w:r>
-              <w:rPr>
-                <w:rFonts w:cstheme="minorHAnsi"/>
-                <w:sz w:val="20"/>
-                <w:szCs w:val="20"/>
-              </w:rPr>
-              <w:t>amrita.edu</w:t>
+            <w:r>
+              <w:rPr>
+                <w:rFonts w:cstheme="minorHAnsi"/>
+                <w:sz w:val="20"/>
+                <w:szCs w:val="20"/>
+              </w:rPr>
+              <w:t>Cb.en.u4ece25247@cb.students .amrita.edu</w:t>
             </w:r>
           </w:p>
         </w:tc>
@@ -855,25 +821,13 @@
                 <w:szCs w:val="20"/>
               </w:rPr>
             </w:pPr>
-            <w:proofErr w:type="spellStart"/>
-            <w:proofErr w:type="gramStart"/>
-            <w:r>
-              <w:rPr>
-                <w:rFonts w:cstheme="minorHAnsi"/>
-                <w:sz w:val="20"/>
-                <w:szCs w:val="20"/>
-              </w:rPr>
-              <w:t>B.Tech</w:t>
-            </w:r>
-            <w:proofErr w:type="spellEnd"/>
-            <w:proofErr w:type="gramEnd"/>
-            <w:r>
-              <w:rPr>
-                <w:rFonts w:cstheme="minorHAnsi"/>
-                <w:sz w:val="20"/>
-                <w:szCs w:val="20"/>
-              </w:rPr>
-              <w:t>-ECE</w:t>
+            <w:r>
+              <w:rPr>
+                <w:rFonts w:cstheme="minorHAnsi"/>
+                <w:sz w:val="20"/>
+                <w:szCs w:val="20"/>
+              </w:rPr>
+              <w:t>ECE</w:t>
             </w:r>
           </w:p>
         </w:tc>
@@ -997,23 +951,13 @@
                 <w:szCs w:val="20"/>
               </w:rPr>
             </w:pPr>
-            <w:proofErr w:type="gramStart"/>
-            <w:r>
-              <w:rPr>
-                <w:rFonts w:cstheme="minorHAnsi"/>
-                <w:sz w:val="20"/>
-                <w:szCs w:val="20"/>
-              </w:rPr>
-              <w:t>Cb.en.u4ece25236@cb.students .</w:t>
-            </w:r>
-            <w:proofErr w:type="gramEnd"/>
-            <w:r>
-              <w:rPr>
-                <w:rFonts w:cstheme="minorHAnsi"/>
-                <w:sz w:val="20"/>
-                <w:szCs w:val="20"/>
-              </w:rPr>
-              <w:t>amrita.edu</w:t>
+            <w:r>
+              <w:rPr>
+                <w:rFonts w:cstheme="minorHAnsi"/>
+                <w:sz w:val="20"/>
+                <w:szCs w:val="20"/>
+              </w:rPr>
+              <w:t>Cb.en.u4ece25236@cb.students .amrita.edu</w:t>
             </w:r>
           </w:p>
         </w:tc>
@@ -1073,25 +1017,13 @@
                 <w:szCs w:val="20"/>
               </w:rPr>
             </w:pPr>
-            <w:proofErr w:type="spellStart"/>
-            <w:proofErr w:type="gramStart"/>
-            <w:r>
-              <w:rPr>
-                <w:rFonts w:cstheme="minorHAnsi"/>
-                <w:sz w:val="20"/>
-                <w:szCs w:val="20"/>
-              </w:rPr>
-              <w:t>B.Tech</w:t>
-            </w:r>
-            <w:proofErr w:type="spellEnd"/>
-            <w:proofErr w:type="gramEnd"/>
-            <w:r>
-              <w:rPr>
-                <w:rFonts w:cstheme="minorHAnsi"/>
-                <w:sz w:val="20"/>
-                <w:szCs w:val="20"/>
-              </w:rPr>
-              <w:t>-ECE</w:t>
+            <w:r>
+              <w:rPr>
+                <w:rFonts w:cstheme="minorHAnsi"/>
+                <w:sz w:val="20"/>
+                <w:szCs w:val="20"/>
+              </w:rPr>
+              <w:t>ECE</w:t>
             </w:r>
           </w:p>
         </w:tc>
@@ -1171,25 +1103,7 @@
                 <w:sz w:val="20"/>
                 <w:szCs w:val="20"/>
               </w:rPr>
-              <w:t xml:space="preserve">Sharva </w:t>
-            </w:r>
-            <w:proofErr w:type="spellStart"/>
-            <w:r>
-              <w:rPr>
-                <w:rFonts w:cstheme="minorHAnsi"/>
-                <w:sz w:val="20"/>
-                <w:szCs w:val="20"/>
-              </w:rPr>
-              <w:t>sree</w:t>
-            </w:r>
-            <w:proofErr w:type="spellEnd"/>
-            <w:r>
-              <w:rPr>
-                <w:rFonts w:cstheme="minorHAnsi"/>
-                <w:sz w:val="20"/>
-                <w:szCs w:val="20"/>
-              </w:rPr>
-              <w:t xml:space="preserve"> M P</w:t>
+              <w:t>Sharva sree M P</w:t>
             </w:r>
           </w:p>
         </w:tc>
@@ -1233,23 +1147,13 @@
                 <w:szCs w:val="20"/>
               </w:rPr>
             </w:pPr>
-            <w:proofErr w:type="gramStart"/>
-            <w:r>
-              <w:rPr>
-                <w:rFonts w:cstheme="minorHAnsi"/>
-                <w:sz w:val="20"/>
-                <w:szCs w:val="20"/>
-              </w:rPr>
-              <w:t>Cb.en.u4ece25246@cb.students .</w:t>
-            </w:r>
-            <w:proofErr w:type="gramEnd"/>
-            <w:r>
-              <w:rPr>
-                <w:rFonts w:cstheme="minorHAnsi"/>
-                <w:sz w:val="20"/>
-                <w:szCs w:val="20"/>
-              </w:rPr>
-              <w:t>amrita.edu</w:t>
+            <w:r>
+              <w:rPr>
+                <w:rFonts w:cstheme="minorHAnsi"/>
+                <w:sz w:val="20"/>
+                <w:szCs w:val="20"/>
+              </w:rPr>
+              <w:t>Cb.en.u4ece25246@cb.students .amrita.edu</w:t>
             </w:r>
           </w:p>
         </w:tc>
@@ -1293,25 +1197,13 @@
                 <w:szCs w:val="20"/>
               </w:rPr>
             </w:pPr>
-            <w:proofErr w:type="spellStart"/>
-            <w:proofErr w:type="gramStart"/>
-            <w:r>
-              <w:rPr>
-                <w:rFonts w:cstheme="minorHAnsi"/>
-                <w:sz w:val="20"/>
-                <w:szCs w:val="20"/>
-              </w:rPr>
-              <w:t>B.Tech</w:t>
-            </w:r>
-            <w:proofErr w:type="spellEnd"/>
-            <w:proofErr w:type="gramEnd"/>
-            <w:r>
-              <w:rPr>
-                <w:rFonts w:cstheme="minorHAnsi"/>
-                <w:sz w:val="20"/>
-                <w:szCs w:val="20"/>
-              </w:rPr>
-              <w:t>-ECE</w:t>
+            <w:r>
+              <w:rPr>
+                <w:rFonts w:cstheme="minorHAnsi"/>
+                <w:sz w:val="20"/>
+                <w:szCs w:val="20"/>
+              </w:rPr>
+              <w:t>ECE</w:t>
             </w:r>
           </w:p>
         </w:tc>
@@ -1435,23 +1327,13 @@
                 <w:szCs w:val="20"/>
               </w:rPr>
             </w:pPr>
-            <w:proofErr w:type="gramStart"/>
-            <w:r>
-              <w:rPr>
-                <w:rFonts w:cstheme="minorHAnsi"/>
-                <w:sz w:val="20"/>
-                <w:szCs w:val="20"/>
-              </w:rPr>
-              <w:t>Cb.en.u4ece25141@cb.students .</w:t>
-            </w:r>
-            <w:proofErr w:type="gramEnd"/>
-            <w:r>
-              <w:rPr>
-                <w:rFonts w:cstheme="minorHAnsi"/>
-                <w:sz w:val="20"/>
-                <w:szCs w:val="20"/>
-              </w:rPr>
-              <w:t>amrita.edu</w:t>
+            <w:r>
+              <w:rPr>
+                <w:rFonts w:cstheme="minorHAnsi"/>
+                <w:sz w:val="20"/>
+                <w:szCs w:val="20"/>
+              </w:rPr>
+              <w:t>Cb.en.u4ece25141@cb.students .amrita.edu</w:t>
             </w:r>
           </w:p>
         </w:tc>
@@ -1495,25 +1377,13 @@
                 <w:szCs w:val="20"/>
               </w:rPr>
             </w:pPr>
-            <w:proofErr w:type="spellStart"/>
-            <w:proofErr w:type="gramStart"/>
-            <w:r>
-              <w:rPr>
-                <w:rFonts w:cstheme="minorHAnsi"/>
-                <w:sz w:val="20"/>
-                <w:szCs w:val="20"/>
-              </w:rPr>
-              <w:t>B.Tech</w:t>
-            </w:r>
-            <w:proofErr w:type="spellEnd"/>
-            <w:proofErr w:type="gramEnd"/>
-            <w:r>
-              <w:rPr>
-                <w:rFonts w:cstheme="minorHAnsi"/>
-                <w:sz w:val="20"/>
-                <w:szCs w:val="20"/>
-              </w:rPr>
-              <w:t>-ECE</w:t>
+            <w:r>
+              <w:rPr>
+                <w:rFonts w:cstheme="minorHAnsi"/>
+                <w:sz w:val="20"/>
+                <w:szCs w:val="20"/>
+              </w:rPr>
+              <w:t>ECE</w:t>
             </w:r>
           </w:p>
         </w:tc>
@@ -1637,23 +1507,13 @@
                 <w:szCs w:val="20"/>
               </w:rPr>
             </w:pPr>
-            <w:proofErr w:type="gramStart"/>
-            <w:r>
-              <w:rPr>
-                <w:rFonts w:cstheme="minorHAnsi"/>
-                <w:sz w:val="20"/>
-                <w:szCs w:val="20"/>
-              </w:rPr>
-              <w:t>Cb.en.u4ece25130@cb.students .</w:t>
-            </w:r>
-            <w:proofErr w:type="gramEnd"/>
-            <w:r>
-              <w:rPr>
-                <w:rFonts w:cstheme="minorHAnsi"/>
-                <w:sz w:val="20"/>
-                <w:szCs w:val="20"/>
-              </w:rPr>
-              <w:t>amrita.edu</w:t>
+            <w:r>
+              <w:rPr>
+                <w:rFonts w:cstheme="minorHAnsi"/>
+                <w:sz w:val="20"/>
+                <w:szCs w:val="20"/>
+              </w:rPr>
+              <w:t>Cb.en.u4ece25130@cb.students .amrita.edu</w:t>
             </w:r>
           </w:p>
         </w:tc>
@@ -1697,25 +1557,13 @@
                 <w:szCs w:val="20"/>
               </w:rPr>
             </w:pPr>
-            <w:proofErr w:type="spellStart"/>
-            <w:proofErr w:type="gramStart"/>
-            <w:r>
-              <w:rPr>
-                <w:rFonts w:cstheme="minorHAnsi"/>
-                <w:sz w:val="20"/>
-                <w:szCs w:val="20"/>
-              </w:rPr>
-              <w:t>B.Tech</w:t>
-            </w:r>
-            <w:proofErr w:type="spellEnd"/>
-            <w:proofErr w:type="gramEnd"/>
-            <w:r>
-              <w:rPr>
-                <w:rFonts w:cstheme="minorHAnsi"/>
-                <w:sz w:val="20"/>
-                <w:szCs w:val="20"/>
-              </w:rPr>
-              <w:t>-ECE</w:t>
+            <w:r>
+              <w:rPr>
+                <w:rFonts w:cstheme="minorHAnsi"/>
+                <w:sz w:val="20"/>
+                <w:szCs w:val="20"/>
+              </w:rPr>
+              <w:t>ECE</w:t>
             </w:r>
           </w:p>
         </w:tc>
